--- a/course/syllabus/syllabusFall26.docx
+++ b/course/syllabus/syllabusFall26.docx
@@ -1,6 +1,6 @@
 
 <file path=word/document.xml><?xml version="1.0" encoding="utf-8"?>
-<w:document xmlns:wpc="http://schemas.microsoft.com/office/word/2010/wordprocessingCanvas" xmlns:cx="http://schemas.microsoft.com/office/drawing/2014/chartex" xmlns:cx1="http://schemas.microsoft.com/office/drawing/2015/9/8/chartex" xmlns:cx2="http://schemas.microsoft.com/office/drawing/2015/10/21/chartex" xmlns:cx3="http://schemas.microsoft.com/office/drawing/2016/5/9/chartex" xmlns:cx4="http://schemas.microsoft.com/office/drawing/2016/5/10/chartex" xmlns:cx5="http://schemas.microsoft.com/office/drawing/2016/5/11/chartex" xmlns:cx6="http://schemas.microsoft.com/office/drawing/2016/5/12/chartex" xmlns:cx7="http://schemas.microsoft.com/office/drawing/2016/5/13/chartex" xmlns:cx8="http://schemas.microsoft.com/office/drawing/2016/5/14/chartex" xmlns:mc="http://schemas.openxmlformats.org/markup-compatibility/2006" xmlns:aink="http://schemas.microsoft.com/office/drawing/2016/ink" xmlns:am3d="http://schemas.microsoft.com/office/drawing/2017/model3d" xmlns:o="urn:schemas-microsoft-com:office:office" xmlns:oel="http://schemas.microsoft.com/office/2019/extlst" xmlns:r="http://schemas.openxmlformats.org/officeDocument/2006/relationships" xmlns:m="http://schemas.openxmlformats.org/officeDocument/2006/math" xmlns:v="urn:schemas-microsoft-com:vml" xmlns:wp14="http://schemas.microsoft.com/office/word/2010/wordprocessingDrawing" xmlns:wp="http://schemas.openxmlformats.org/drawingml/2006/wordprocessingDrawing" xmlns:w10="urn:schemas-microsoft-com:office:word" xmlns:w="http://schemas.openxmlformats.org/wordprocessingml/2006/main" xmlns:w14="http://schemas.microsoft.com/office/word/2010/wordml" xmlns:w15="http://schemas.microsoft.com/office/word/2012/wordml" xmlns:w16cex="http://schemas.microsoft.com/office/word/2018/wordml/cex" xmlns:w16cid="http://schemas.microsoft.com/office/word/2016/wordml/cid" xmlns:w16="http://schemas.microsoft.com/office/word/2018/wordml" xmlns:w16du="http://schemas.microsoft.com/office/word/2023/wordml/word16du" xmlns:w16sdtdh="http://schemas.microsoft.com/office/word/2020/wordml/sdtdatahash" xmlns:w16sdtfl="http://schemas.microsoft.com/office/word/2024/wordml/sdtformatlock" xmlns:w16se="http://schemas.microsoft.com/office/word/2015/wordml/symex" xmlns:wpg="http://schemas.microsoft.com/office/word/2010/wordprocessingGroup" xmlns:wpi="http://schemas.microsoft.com/office/word/2010/wordprocessingInk" xmlns:wne="http://schemas.microsoft.com/office/word/2006/wordml" xmlns:wps="http://schemas.microsoft.com/office/word/2010/wordprocessingShape" mc:Ignorable="w14 w15 w16se w16cid w16 w16cex w16sdtdh w16sdtfl w16du wp14">
+<w:document xmlns:wpc="http://schemas.microsoft.com/office/word/2010/wordprocessingCanvas" xmlns:cx="http://schemas.microsoft.com/office/drawing/2014/chartex" xmlns:cx1="http://schemas.microsoft.com/office/drawing/2015/9/8/chartex" xmlns:cx2="http://schemas.microsoft.com/office/drawing/2015/10/21/chartex" xmlns:cx3="http://schemas.microsoft.com/office/drawing/2016/5/9/chartex" xmlns:cx4="http://schemas.microsoft.com/office/drawing/2016/5/10/chartex" xmlns:cx5="http://schemas.microsoft.com/office/drawing/2016/5/11/chartex" xmlns:cx6="http://schemas.microsoft.com/office/drawing/2016/5/12/chartex" xmlns:cx7="http://schemas.microsoft.com/office/drawing/2016/5/13/chartex" xmlns:cx8="http://schemas.microsoft.com/office/drawing/2016/5/14/chartex" xmlns:mc="http://schemas.openxmlformats.org/markup-compatibility/2006" xmlns:m="http://schemas.openxmlformats.org/officeDocument/2006/math" xmlns:aink="http://schemas.microsoft.com/office/drawing/2016/ink" xmlns:am3d="http://schemas.microsoft.com/office/drawing/2017/model3d" xmlns:oel="http://schemas.microsoft.com/office/2019/extlst" xmlns:r="http://schemas.openxmlformats.org/officeDocument/2006/relationships" xmlns:wp14="http://schemas.microsoft.com/office/word/2010/wordprocessingDrawing" xmlns:wp="http://schemas.openxmlformats.org/drawingml/2006/wordprocessingDrawing" xmlns:wpg="http://schemas.microsoft.com/office/word/2010/wordprocessingGroup" xmlns:wpi="http://schemas.microsoft.com/office/word/2010/wordprocessingInk" xmlns:wps="http://schemas.microsoft.com/office/word/2010/wordprocessingShape" xmlns:o="urn:schemas-microsoft-com:office:office" xmlns:v="urn:schemas-microsoft-com:vml" xmlns:w10="urn:schemas-microsoft-com:office:word" xmlns:w="http://schemas.openxmlformats.org/wordprocessingml/2006/main" xmlns:w14="http://schemas.microsoft.com/office/word/2010/wordml" xmlns:w15="http://schemas.microsoft.com/office/word/2012/wordml" xmlns:w16cex="http://schemas.microsoft.com/office/word/2018/wordml/cex" xmlns:w16cid="http://schemas.microsoft.com/office/word/2016/wordml/cid" xmlns:w16="http://schemas.microsoft.com/office/word/2018/wordml" xmlns:w16sdtdh="http://schemas.microsoft.com/office/word/2020/wordml/sdtdatahash" xmlns:w16sdtfl="http://schemas.microsoft.com/office/word/2024/wordml/sdtformatlock" xmlns:w16se="http://schemas.microsoft.com/office/word/2015/wordml/symex" xmlns:w16du="http://schemas.microsoft.com/office/word/2023/wordml/word16du" xmlns:wne="http://schemas.microsoft.com/office/word/2006/wordml" mc:Ignorable="w14 w15 w16se w16cid w16 w16cex w16sdtdh w16sdtfl w16du wp14">
   <w:body>
     <w:p>
       <w:pPr>
@@ -226,13 +226,7 @@
         <w:rPr>
           <w:rFonts w:ascii="Arial" w:hAnsi="Arial" w:cs="Arial"/>
         </w:rPr>
-        <w:t>By appointment (online or in person), or whenever my door is open, especially after lectures.</w:t>
-      </w:r>
-      <w:r>
-        <w:rPr>
-          <w:rFonts w:ascii="Arial" w:hAnsi="Arial" w:cs="Arial"/>
-        </w:rPr>
-        <w:t xml:space="preserve"> </w:t>
+        <w:t xml:space="preserve">By appointment (online or in person), or whenever my door is open, especially after lectures. </w:t>
       </w:r>
     </w:p>
     <w:p>
@@ -388,7 +382,7 @@
               <w:rPr>
                 <w:rFonts w:ascii="Arial" w:hAnsi="Arial" w:cs="Arial"/>
               </w:rPr>
-              <w:t>TBA</w:t>
+              <w:t>Alper Saydam</w:t>
             </w:r>
           </w:p>
         </w:tc>
@@ -399,16 +393,34 @@
           <w:p>
             <w:pPr>
               <w:spacing w:line="264" w:lineRule="auto"/>
-              <w:jc w:val="center"/>
               <w:rPr>
                 <w:rFonts w:ascii="Arial" w:hAnsi="Arial" w:cs="Arial"/>
+                <w:lang w:val="en-TR"/>
               </w:rPr>
             </w:pPr>
+            <w:hyperlink r:id="rId7" w:history="1">
+              <w:r>
+                <w:rPr>
+                  <w:rStyle w:val="Hyperlink"/>
+                  <w:rFonts w:ascii="Arial" w:hAnsi="Arial" w:cs="Arial"/>
+                </w:rPr>
+                <w:t>asaydam21@ku.edu.</w:t>
+              </w:r>
+            </w:hyperlink>
+            <w:hyperlink r:id="rId8" w:history="1">
+              <w:r>
+                <w:rPr>
+                  <w:rStyle w:val="Hyperlink"/>
+                  <w:rFonts w:ascii="Arial" w:hAnsi="Arial" w:cs="Arial"/>
+                </w:rPr>
+                <w:t>tr</w:t>
+              </w:r>
+            </w:hyperlink>
             <w:r>
               <w:rPr>
                 <w:rFonts w:ascii="Arial" w:hAnsi="Arial" w:cs="Arial"/>
               </w:rPr>
-              <w:t>TBA</w:t>
+              <w:t xml:space="preserve"> </w:t>
             </w:r>
           </w:p>
         </w:tc>
@@ -428,7 +440,83 @@
               <w:rPr>
                 <w:rFonts w:ascii="Arial" w:hAnsi="Arial" w:cs="Arial"/>
               </w:rPr>
-              <w:t>TBA</w:t>
+              <w:t>By appointment</w:t>
+            </w:r>
+          </w:p>
+        </w:tc>
+      </w:tr>
+      <w:tr>
+        <w:tc>
+          <w:tcPr>
+            <w:tcW w:w="4106" w:type="dxa"/>
+          </w:tcPr>
+          <w:p>
+            <w:pPr>
+              <w:tabs>
+                <w:tab w:val="left" w:pos="1358"/>
+              </w:tabs>
+              <w:spacing w:line="264" w:lineRule="auto"/>
+              <w:jc w:val="center"/>
+              <w:rPr>
+                <w:rFonts w:ascii="Arial" w:hAnsi="Arial" w:cs="Arial"/>
+              </w:rPr>
+            </w:pPr>
+            <w:r>
+              <w:rPr>
+                <w:rFonts w:ascii="Arial" w:hAnsi="Arial" w:cs="Arial"/>
+              </w:rPr>
+              <w:t>Aydın Ahmadi</w:t>
+            </w:r>
+          </w:p>
+        </w:tc>
+        <w:tc>
+          <w:tcPr>
+            <w:tcW w:w="2835" w:type="dxa"/>
+          </w:tcPr>
+          <w:p>
+            <w:pPr>
+              <w:spacing w:line="264" w:lineRule="auto"/>
+              <w:rPr>
+                <w:rFonts w:ascii="Arial" w:hAnsi="Arial" w:cs="Arial"/>
+              </w:rPr>
+            </w:pPr>
+            <w:hyperlink r:id="rId9" w:history="1">
+              <w:r>
+                <w:rPr>
+                  <w:rStyle w:val="Hyperlink"/>
+                  <w:rFonts w:ascii="Arial" w:hAnsi="Arial" w:cs="Arial"/>
+                </w:rPr>
+                <w:t>aahmadi22@ku.edu.</w:t>
+              </w:r>
+            </w:hyperlink>
+            <w:hyperlink r:id="rId10" w:history="1">
+              <w:r>
+                <w:rPr>
+                  <w:rStyle w:val="Hyperlink"/>
+                  <w:rFonts w:ascii="Arial" w:hAnsi="Arial" w:cs="Arial"/>
+                </w:rPr>
+                <w:t>tr</w:t>
+              </w:r>
+            </w:hyperlink>
+          </w:p>
+        </w:tc>
+        <w:tc>
+          <w:tcPr>
+            <w:tcW w:w="2410" w:type="dxa"/>
+          </w:tcPr>
+          <w:p>
+            <w:pPr>
+              <w:spacing w:line="264" w:lineRule="auto"/>
+              <w:jc w:val="center"/>
+              <w:rPr>
+                <w:rFonts w:ascii="Arial" w:hAnsi="Arial" w:cs="Arial"/>
+              </w:rPr>
+            </w:pPr>
+            <w:r>
+              <w:rPr>
+                <w:rFonts w:ascii="Arial" w:hAnsi="Arial" w:cs="Arial"/>
+              </w:rPr>
+              <w:t>By appointment</w:t>
             </w:r>
           </w:p>
         </w:tc>
@@ -562,13 +650,7 @@
         <w:rPr>
           <w:rFonts w:ascii="Arial" w:hAnsi="Arial" w:cs="Arial"/>
         </w:rPr>
-        <w:t>This prerequisite also assumes background in probability and statistics and, to a lesser extent, Python programming.</w:t>
-      </w:r>
-      <w:r>
-        <w:rPr>
-          <w:rFonts w:ascii="Arial" w:hAnsi="Arial" w:cs="Arial"/>
-        </w:rPr>
-        <w:t xml:space="preserve"> </w:t>
+        <w:t xml:space="preserve">This prerequisite also assumes background in probability and statistics and, to a lesser extent, Python programming. </w:t>
       </w:r>
     </w:p>
     <w:p>
@@ -694,7 +776,19 @@
         <w:rPr>
           <w:rFonts w:ascii="Arial" w:hAnsi="Arial" w:cs="Arial"/>
         </w:rPr>
-        <w:t>Prior coursework in deep learning is not required, but familiarity with it would be helpful.</w:t>
+        <w:t xml:space="preserve">Prior coursework in deep learning is not required, but familiarity with it </w:t>
+      </w:r>
+      <w:r>
+        <w:rPr>
+          <w:rFonts w:ascii="Arial" w:hAnsi="Arial" w:cs="Arial"/>
+        </w:rPr>
+        <w:t>is</w:t>
+      </w:r>
+      <w:r>
+        <w:rPr>
+          <w:rFonts w:ascii="Arial" w:hAnsi="Arial" w:cs="Arial"/>
+        </w:rPr>
+        <w:t xml:space="preserve"> helpful.</w:t>
       </w:r>
     </w:p>
     <w:p>
@@ -752,13 +846,7 @@
         <w:rPr>
           <w:rFonts w:ascii="Arial" w:hAnsi="Arial" w:cs="Arial"/>
         </w:rPr>
-        <w:t>learn the relevant material.</w:t>
-      </w:r>
-      <w:r>
-        <w:rPr>
-          <w:rFonts w:ascii="Arial" w:hAnsi="Arial" w:cs="Arial"/>
-        </w:rPr>
-        <w:t xml:space="preserve"> </w:t>
+        <w:t xml:space="preserve">learn the relevant material. </w:t>
       </w:r>
     </w:p>
     <w:p>
@@ -1123,7 +1211,7 @@
         </w:rPr>
         <w:t xml:space="preserve">Sutton and Barto, </w:t>
       </w:r>
-      <w:hyperlink r:id="rId7" w:history="1">
+      <w:hyperlink r:id="rId11" w:history="1">
         <w:r>
           <w:rPr>
             <w:rStyle w:val="Hyperlink"/>
@@ -1369,21 +1457,7 @@
               <w:rPr>
                 <w:rFonts w:ascii="Arial" w:hAnsi="Arial" w:cs="Arial"/>
               </w:rPr>
-              <w:t xml:space="preserve">MC and TD prediction; bias, variance and n-step </w:t>
-            </w:r>
-            <w:proofErr w:type="gramStart"/>
-            <w:r>
-              <w:rPr>
-                <w:rFonts w:ascii="Arial" w:hAnsi="Arial" w:cs="Arial"/>
-              </w:rPr>
-              <w:t>returns</w:t>
-            </w:r>
-            <w:proofErr w:type="gramEnd"/>
-            <w:r>
-              <w:rPr>
-                <w:rFonts w:ascii="Arial" w:hAnsi="Arial" w:cs="Arial"/>
-              </w:rPr>
-              <w:t>; exploration; SARSA and Q-learning; control failure modes.</w:t>
+              <w:t>MC and TD prediction; bias, variance and n-step returns; exploration; SARSA and Q-learning; control failure modes.</w:t>
             </w:r>
           </w:p>
         </w:tc>
@@ -3761,7 +3835,7 @@
 </file>
 
 <file path=word/numbering.xml><?xml version="1.0" encoding="utf-8"?>
-<w:numbering xmlns:wpc="http://schemas.microsoft.com/office/word/2010/wordprocessingCanvas" xmlns:cx="http://schemas.microsoft.com/office/drawing/2014/chartex" xmlns:cx1="http://schemas.microsoft.com/office/drawing/2015/9/8/chartex" xmlns:cx2="http://schemas.microsoft.com/office/drawing/2015/10/21/chartex" xmlns:cx3="http://schemas.microsoft.com/office/drawing/2016/5/9/chartex" xmlns:cx4="http://schemas.microsoft.com/office/drawing/2016/5/10/chartex" xmlns:cx5="http://schemas.microsoft.com/office/drawing/2016/5/11/chartex" xmlns:cx6="http://schemas.microsoft.com/office/drawing/2016/5/12/chartex" xmlns:cx7="http://schemas.microsoft.com/office/drawing/2016/5/13/chartex" xmlns:cx8="http://schemas.microsoft.com/office/drawing/2016/5/14/chartex" xmlns:mc="http://schemas.openxmlformats.org/markup-compatibility/2006" xmlns:aink="http://schemas.microsoft.com/office/drawing/2016/ink" xmlns:am3d="http://schemas.microsoft.com/office/drawing/2017/model3d" xmlns:o="urn:schemas-microsoft-com:office:office" xmlns:oel="http://schemas.microsoft.com/office/2019/extlst" xmlns:r="http://schemas.openxmlformats.org/officeDocument/2006/relationships" xmlns:m="http://schemas.openxmlformats.org/officeDocument/2006/math" xmlns:v="urn:schemas-microsoft-com:vml" xmlns:wp14="http://schemas.microsoft.com/office/word/2010/wordprocessingDrawing" xmlns:wp="http://schemas.openxmlformats.org/drawingml/2006/wordprocessingDrawing" xmlns:w10="urn:schemas-microsoft-com:office:word" xmlns:w="http://schemas.openxmlformats.org/wordprocessingml/2006/main" xmlns:w14="http://schemas.microsoft.com/office/word/2010/wordml" xmlns:w15="http://schemas.microsoft.com/office/word/2012/wordml" xmlns:w16cex="http://schemas.microsoft.com/office/word/2018/wordml/cex" xmlns:w16cid="http://schemas.microsoft.com/office/word/2016/wordml/cid" xmlns:w16="http://schemas.microsoft.com/office/word/2018/wordml" xmlns:w16du="http://schemas.microsoft.com/office/word/2023/wordml/word16du" xmlns:w16sdtdh="http://schemas.microsoft.com/office/word/2020/wordml/sdtdatahash" xmlns:w16sdtfl="http://schemas.microsoft.com/office/word/2024/wordml/sdtformatlock" xmlns:w16se="http://schemas.microsoft.com/office/word/2015/wordml/symex" xmlns:wpg="http://schemas.microsoft.com/office/word/2010/wordprocessingGroup" xmlns:wpi="http://schemas.microsoft.com/office/word/2010/wordprocessingInk" xmlns:wne="http://schemas.microsoft.com/office/word/2006/wordml" xmlns:wps="http://schemas.microsoft.com/office/word/2010/wordprocessingShape" mc:Ignorable="w14 w15 w16se w16cid w16 w16cex w16sdtdh w16sdtfl w16du wp14">
+<w:numbering xmlns:wpc="http://schemas.microsoft.com/office/word/2010/wordprocessingCanvas" xmlns:cx="http://schemas.microsoft.com/office/drawing/2014/chartex" xmlns:cx1="http://schemas.microsoft.com/office/drawing/2015/9/8/chartex" xmlns:cx2="http://schemas.microsoft.com/office/drawing/2015/10/21/chartex" xmlns:cx3="http://schemas.microsoft.com/office/drawing/2016/5/9/chartex" xmlns:cx4="http://schemas.microsoft.com/office/drawing/2016/5/10/chartex" xmlns:cx5="http://schemas.microsoft.com/office/drawing/2016/5/11/chartex" xmlns:cx6="http://schemas.microsoft.com/office/drawing/2016/5/12/chartex" xmlns:cx7="http://schemas.microsoft.com/office/drawing/2016/5/13/chartex" xmlns:cx8="http://schemas.microsoft.com/office/drawing/2016/5/14/chartex" xmlns:mc="http://schemas.openxmlformats.org/markup-compatibility/2006" xmlns:m="http://schemas.openxmlformats.org/officeDocument/2006/math" xmlns:aink="http://schemas.microsoft.com/office/drawing/2016/ink" xmlns:am3d="http://schemas.microsoft.com/office/drawing/2017/model3d" xmlns:oel="http://schemas.microsoft.com/office/2019/extlst" xmlns:r="http://schemas.openxmlformats.org/officeDocument/2006/relationships" xmlns:wp14="http://schemas.microsoft.com/office/word/2010/wordprocessingDrawing" xmlns:wp="http://schemas.openxmlformats.org/drawingml/2006/wordprocessingDrawing" xmlns:wpg="http://schemas.microsoft.com/office/word/2010/wordprocessingGroup" xmlns:wpi="http://schemas.microsoft.com/office/word/2010/wordprocessingInk" xmlns:wps="http://schemas.microsoft.com/office/word/2010/wordprocessingShape" xmlns:o="urn:schemas-microsoft-com:office:office" xmlns:v="urn:schemas-microsoft-com:vml" xmlns:w10="urn:schemas-microsoft-com:office:word" xmlns:w="http://schemas.openxmlformats.org/wordprocessingml/2006/main" xmlns:w14="http://schemas.microsoft.com/office/word/2010/wordml" xmlns:w15="http://schemas.microsoft.com/office/word/2012/wordml" xmlns:w16cex="http://schemas.microsoft.com/office/word/2018/wordml/cex" xmlns:w16cid="http://schemas.microsoft.com/office/word/2016/wordml/cid" xmlns:w16="http://schemas.microsoft.com/office/word/2018/wordml" xmlns:w16sdtdh="http://schemas.microsoft.com/office/word/2020/wordml/sdtdatahash" xmlns:w16sdtfl="http://schemas.microsoft.com/office/word/2024/wordml/sdtformatlock" xmlns:w16se="http://schemas.microsoft.com/office/word/2015/wordml/symex" xmlns:w16du="http://schemas.microsoft.com/office/word/2023/wordml/word16du" xmlns:wne="http://schemas.microsoft.com/office/word/2006/wordml" mc:Ignorable="w14 w15 w16se w16cid w16 w16cex w16sdtdh w16sdtfl w16du wp14">
   <w:abstractNum w:abstractNumId="0" w15:restartNumberingAfterBreak="0">
     <w:nsid w:val="0F956943"/>
     <w:multiLevelType w:val="hybridMultilevel"/>
@@ -4457,6 +4531,146 @@
     </w:lvl>
   </w:abstractNum>
   <w:abstractNum w:abstractNumId="7" w15:restartNumberingAfterBreak="0">
+    <w:nsid w:val="67417DC5"/>
+    <w:multiLevelType w:val="hybridMultilevel"/>
+    <w:tmpl w:val="6AAA725A"/>
+    <w:lvl w:ilvl="0" w:tplc="6D409CF2">
+      <w:start w:val="1"/>
+      <w:numFmt w:val="bullet"/>
+      <w:lvlText w:val="•"/>
+      <w:lvlJc w:val="left"/>
+      <w:pPr>
+        <w:tabs>
+          <w:tab w:val="num" w:pos="720"/>
+        </w:tabs>
+        <w:ind w:left="720" w:hanging="360"/>
+      </w:pPr>
+      <w:rPr>
+        <w:rFonts w:ascii="Arial" w:hAnsi="Arial" w:hint="default"/>
+      </w:rPr>
+    </w:lvl>
+    <w:lvl w:ilvl="1" w:tplc="5C7A2E1E">
+      <w:start w:val="1"/>
+      <w:numFmt w:val="bullet"/>
+      <w:lvlText w:val="•"/>
+      <w:lvlJc w:val="left"/>
+      <w:pPr>
+        <w:tabs>
+          <w:tab w:val="num" w:pos="1440"/>
+        </w:tabs>
+        <w:ind w:left="1440" w:hanging="360"/>
+      </w:pPr>
+      <w:rPr>
+        <w:rFonts w:ascii="Arial" w:hAnsi="Arial" w:hint="default"/>
+      </w:rPr>
+    </w:lvl>
+    <w:lvl w:ilvl="2" w:tplc="9550C072" w:tentative="1">
+      <w:start w:val="1"/>
+      <w:numFmt w:val="bullet"/>
+      <w:lvlText w:val="•"/>
+      <w:lvlJc w:val="left"/>
+      <w:pPr>
+        <w:tabs>
+          <w:tab w:val="num" w:pos="2160"/>
+        </w:tabs>
+        <w:ind w:left="2160" w:hanging="360"/>
+      </w:pPr>
+      <w:rPr>
+        <w:rFonts w:ascii="Arial" w:hAnsi="Arial" w:hint="default"/>
+      </w:rPr>
+    </w:lvl>
+    <w:lvl w:ilvl="3" w:tplc="701C7C5E" w:tentative="1">
+      <w:start w:val="1"/>
+      <w:numFmt w:val="bullet"/>
+      <w:lvlText w:val="•"/>
+      <w:lvlJc w:val="left"/>
+      <w:pPr>
+        <w:tabs>
+          <w:tab w:val="num" w:pos="2880"/>
+        </w:tabs>
+        <w:ind w:left="2880" w:hanging="360"/>
+      </w:pPr>
+      <w:rPr>
+        <w:rFonts w:ascii="Arial" w:hAnsi="Arial" w:hint="default"/>
+      </w:rPr>
+    </w:lvl>
+    <w:lvl w:ilvl="4" w:tplc="BD8C1DA2" w:tentative="1">
+      <w:start w:val="1"/>
+      <w:numFmt w:val="bullet"/>
+      <w:lvlText w:val="•"/>
+      <w:lvlJc w:val="left"/>
+      <w:pPr>
+        <w:tabs>
+          <w:tab w:val="num" w:pos="3600"/>
+        </w:tabs>
+        <w:ind w:left="3600" w:hanging="360"/>
+      </w:pPr>
+      <w:rPr>
+        <w:rFonts w:ascii="Arial" w:hAnsi="Arial" w:hint="default"/>
+      </w:rPr>
+    </w:lvl>
+    <w:lvl w:ilvl="5" w:tplc="29424B94" w:tentative="1">
+      <w:start w:val="1"/>
+      <w:numFmt w:val="bullet"/>
+      <w:lvlText w:val="•"/>
+      <w:lvlJc w:val="left"/>
+      <w:pPr>
+        <w:tabs>
+          <w:tab w:val="num" w:pos="4320"/>
+        </w:tabs>
+        <w:ind w:left="4320" w:hanging="360"/>
+      </w:pPr>
+      <w:rPr>
+        <w:rFonts w:ascii="Arial" w:hAnsi="Arial" w:hint="default"/>
+      </w:rPr>
+    </w:lvl>
+    <w:lvl w:ilvl="6" w:tplc="C8C4A21E" w:tentative="1">
+      <w:start w:val="1"/>
+      <w:numFmt w:val="bullet"/>
+      <w:lvlText w:val="•"/>
+      <w:lvlJc w:val="left"/>
+      <w:pPr>
+        <w:tabs>
+          <w:tab w:val="num" w:pos="5040"/>
+        </w:tabs>
+        <w:ind w:left="5040" w:hanging="360"/>
+      </w:pPr>
+      <w:rPr>
+        <w:rFonts w:ascii="Arial" w:hAnsi="Arial" w:hint="default"/>
+      </w:rPr>
+    </w:lvl>
+    <w:lvl w:ilvl="7" w:tplc="C22485DC" w:tentative="1">
+      <w:start w:val="1"/>
+      <w:numFmt w:val="bullet"/>
+      <w:lvlText w:val="•"/>
+      <w:lvlJc w:val="left"/>
+      <w:pPr>
+        <w:tabs>
+          <w:tab w:val="num" w:pos="5760"/>
+        </w:tabs>
+        <w:ind w:left="5760" w:hanging="360"/>
+      </w:pPr>
+      <w:rPr>
+        <w:rFonts w:ascii="Arial" w:hAnsi="Arial" w:hint="default"/>
+      </w:rPr>
+    </w:lvl>
+    <w:lvl w:ilvl="8" w:tplc="AC1A0FDC" w:tentative="1">
+      <w:start w:val="1"/>
+      <w:numFmt w:val="bullet"/>
+      <w:lvlText w:val="•"/>
+      <w:lvlJc w:val="left"/>
+      <w:pPr>
+        <w:tabs>
+          <w:tab w:val="num" w:pos="6480"/>
+        </w:tabs>
+        <w:ind w:left="6480" w:hanging="360"/>
+      </w:pPr>
+      <w:rPr>
+        <w:rFonts w:ascii="Arial" w:hAnsi="Arial" w:hint="default"/>
+      </w:rPr>
+    </w:lvl>
+  </w:abstractNum>
+  <w:abstractNum w:abstractNumId="8" w15:restartNumberingAfterBreak="0">
     <w:nsid w:val="6AB73CCD"/>
     <w:multiLevelType w:val="hybridMultilevel"/>
     <w:tmpl w:val="F9CE01D2"/>
@@ -4579,7 +4793,7 @@
     <w:abstractNumId w:val="4"/>
   </w:num>
   <w:num w:numId="4" w16cid:durableId="323167595">
-    <w:abstractNumId w:val="7"/>
+    <w:abstractNumId w:val="8"/>
   </w:num>
   <w:num w:numId="5" w16cid:durableId="222835323">
     <w:abstractNumId w:val="6"/>
@@ -4593,11 +4807,14 @@
   <w:num w:numId="8" w16cid:durableId="1135373002">
     <w:abstractNumId w:val="5"/>
   </w:num>
+  <w:num w:numId="9" w16cid:durableId="1697192798">
+    <w:abstractNumId w:val="7"/>
+  </w:num>
 </w:numbering>
 </file>
 
 <file path=word/styles.xml><?xml version="1.0" encoding="utf-8"?>
-<w:styles xmlns:mc="http://schemas.openxmlformats.org/markup-compatibility/2006" xmlns:r="http://schemas.openxmlformats.org/officeDocument/2006/relationships" xmlns:w="http://schemas.openxmlformats.org/wordprocessingml/2006/main" xmlns:w14="http://schemas.microsoft.com/office/word/2010/wordml" xmlns:w15="http://schemas.microsoft.com/office/word/2012/wordml" xmlns:w16cex="http://schemas.microsoft.com/office/word/2018/wordml/cex" xmlns:w16cid="http://schemas.microsoft.com/office/word/2016/wordml/cid" xmlns:w16="http://schemas.microsoft.com/office/word/2018/wordml" xmlns:w16du="http://schemas.microsoft.com/office/word/2023/wordml/word16du" xmlns:w16sdtdh="http://schemas.microsoft.com/office/word/2020/wordml/sdtdatahash" xmlns:w16sdtfl="http://schemas.microsoft.com/office/word/2024/wordml/sdtformatlock" xmlns:w16se="http://schemas.microsoft.com/office/word/2015/wordml/symex" mc:Ignorable="w14 w15 w16se w16cid w16 w16cex w16sdtdh w16sdtfl w16du">
+<w:styles xmlns:mc="http://schemas.openxmlformats.org/markup-compatibility/2006" xmlns:r="http://schemas.openxmlformats.org/officeDocument/2006/relationships" xmlns:w="http://schemas.openxmlformats.org/wordprocessingml/2006/main" xmlns:w14="http://schemas.microsoft.com/office/word/2010/wordml" xmlns:w15="http://schemas.microsoft.com/office/word/2012/wordml" xmlns:w16cex="http://schemas.microsoft.com/office/word/2018/wordml/cex" xmlns:w16cid="http://schemas.microsoft.com/office/word/2016/wordml/cid" xmlns:w16="http://schemas.microsoft.com/office/word/2018/wordml" xmlns:w16sdtdh="http://schemas.microsoft.com/office/word/2020/wordml/sdtdatahash" xmlns:w16sdtfl="http://schemas.microsoft.com/office/word/2024/wordml/sdtformatlock" xmlns:w16se="http://schemas.microsoft.com/office/word/2015/wordml/symex" xmlns:w16du="http://schemas.microsoft.com/office/word/2023/wordml/word16du" mc:Ignorable="w14 w15 w16se w16cid w16 w16cex w16sdtdh w16sdtfl w16du">
   <w:docDefaults>
     <w:rPrDefault>
       <w:rPr>
@@ -5206,7 +5423,6 @@
   <w:style w:type="character" w:default="1" w:styleId="DefaultParagraphFont">
     <w:name w:val="Default Paragraph Font"/>
     <w:uiPriority w:val="1"/>
-    <w:semiHidden/>
     <w:unhideWhenUsed/>
   </w:style>
   <w:style w:type="table" w:default="1" w:styleId="TableNormal">
@@ -5555,6 +5771,18 @@
       </w:tblBorders>
     </w:tblPr>
   </w:style>
+  <w:style w:type="character" w:styleId="UnresolvedMention">
+    <w:name w:val="Unresolved Mention"/>
+    <w:basedOn w:val="DefaultParagraphFont"/>
+    <w:uiPriority w:val="99"/>
+    <w:semiHidden/>
+    <w:unhideWhenUsed/>
+    <w:rsid w:val="000C6952"/>
+    <w:rPr>
+      <w:color w:val="605E5C"/>
+      <w:shd w:val="clear" w:color="auto" w:fill="E1DFDD"/>
+    </w:rPr>
+  </w:style>
 </w:styles>
 </file>
 
